--- a/examples/normalization/doc/README.docx
+++ b/examples/normalization/doc/README.docx
@@ -25,6 +25,26 @@
       </w:pPr>
       <w:r>
         <w:t xml:space="preserve">The examples below are organized as a progression. Begin with the no-normalization baseline, then compare global and local scaling, and finally inspect adaptive and differencing-based strategies that are more appropriate when the series changes its distribution over time.</w:t>
+      </w:r>
+    </w:p>
+    <w:p>
+      <w:pPr>
+        <w:pStyle w:val="BodyText"/>
+      </w:pPr>
+      <w:r>
+        <w:t xml:space="preserve">For the adaptive family implemented by</w:t>
+      </w:r>
+      <w:r>
+        <w:t xml:space="preserve"> </w:t>
+      </w:r>
+      <w:r>
+        <w:rPr>
+          <w:rStyle w:val="VerbatimChar"/>
+        </w:rPr>
+        <w:t xml:space="preserve">ts_norm_an()</w:t>
+      </w:r>
+      <w:r>
+        <w:t xml:space="preserve">, the reference level and reference scale are estimated from the full supervised window passed to the transform. In other words, the operator is applied to the same complete window geometry that later reaches the model.</w:t>
       </w:r>
     </w:p>
     <w:bookmarkStart w:id="11" w:name="baseline-and-global-scaling"/>
@@ -192,7 +212,7 @@
         <w:t xml:space="preserve"> </w:t>
       </w:r>
       <w:r>
-        <w:t xml:space="preserve">each window against its adaptive reference level and adaptive reference scale.</w:t>
+        <w:t xml:space="preserve">each full supervised window against its adaptive reference level and adaptive reference scale.</w:t>
       </w:r>
     </w:p>
     <w:p>
